--- a/public/ressources/SYNTHESE_S02_4eme_EBEP.docx
+++ b/public/ressources/SYNTHESE_S02_4eme_EBEP.docx
@@ -433,7 +433,7 @@
                 <w:sz w:val="32"/>
                 <w:szCs w:val="32"/>
               </w:rPr>
-              <w:t xml:space="preserve">Chaîne d’information   ·   Cycle de vie   ·   Fonction principale   ·   Objet et Système Technique   ·   Système technique   ·   Usage   ·   Utilité</w:t>
+              <w:t xml:space="preserve">Chaîne d’information   ·   Cycle de vie   ·   Fonction principale   ·   Objet et Système Technique   ·   Panne   ·   Système technique</w:t>
             </w:r>
           </w:p>
         </w:tc>
@@ -475,7 +475,7 @@
           <w:sz w:val="40"/>
           <w:szCs w:val="40"/>
         </w:rPr>
-        <w:t xml:space="preserve">L’.............................................. dit à quoi sert l’objet ; l’.............................................. dit comment et quand je m’en sers.</w:t>
+        <w:t xml:space="preserve">La .............................................. est le service pour lequel l’objet a été inventé.</w:t>
       </w:r>
     </w:p>
     <w:p>
@@ -492,7 +492,7 @@
           <w:sz w:val="40"/>
           <w:szCs w:val="40"/>
         </w:rPr>
-        <w:t xml:space="preserve">La .............................................. est le service pour lequel l’objet a été inventé.</w:t>
+        <w:t xml:space="preserve">Un .............................................. rend un service en faisant circuler de la matière, de l’énergie et de l’information.</w:t>
       </w:r>
     </w:p>
     <w:p>
@@ -509,7 +509,7 @@
           <w:sz w:val="40"/>
           <w:szCs w:val="40"/>
         </w:rPr>
-        <w:t xml:space="preserve">Un .............................................. rend un service en faisant circuler de la matière, de l’énergie et de l’information.</w:t>
+        <w:t xml:space="preserve">La .............................................. est la suite qui prend l’information, la traite et la transmet.</w:t>
       </w:r>
     </w:p>
     <w:p>
@@ -526,7 +526,7 @@
           <w:sz w:val="40"/>
           <w:szCs w:val="40"/>
         </w:rPr>
-        <w:t xml:space="preserve">La .............................................. est la suite qui prend l’information, la traite et la transmet.</w:t>
+        <w:t xml:space="preserve">Le .............................................. donne les étapes de la vie d’un objet, dans l’ordre : extraire, fabriquer, transporter, utiliser, jeter ou recycler.</w:t>
       </w:r>
     </w:p>
     <w:p>
@@ -543,7 +543,7 @@
           <w:sz w:val="40"/>
           <w:szCs w:val="40"/>
         </w:rPr>
-        <w:t xml:space="preserve">Le .............................................. donne les étapes de la vie d’un objet, dans l’ordre : extraire, fabriquer, transporter, utiliser, jeter ou recycler.</w:t>
+        <w:t xml:space="preserve">Un objet en .............................................. ne fait plus ce pour quoi il est fait.</w:t>
       </w:r>
     </w:p>
     <w:sectPr>
